--- a/relatorio tecnico.docx
+++ b/relatorio tecnico.docx
@@ -38,7 +38,7 @@
         <w:t>Curso:</w:t>
       </w:r>
       <w:r>
-        <w:t xml:space="preserve"> Ciência da Computação / Engenharia de Software</w:t>
+        <w:t xml:space="preserve"> Ciência da Computação / </w:t>
       </w:r>
     </w:p>
     <w:p>
@@ -50,32 +50,160 @@
         <w:t>Disciplina:</w:t>
       </w:r>
       <w:r>
-        <w:t xml:space="preserve"> Linguagens de Programação / Arquitetura de Software</w:t>
-      </w:r>
-    </w:p>
-    <w:p>
-      <w:r>
-        <w:rPr>
-          <w:b/>
-          <w:bCs/>
-        </w:rPr>
-        <w:t>Autor:</w:t>
+        <w:t xml:space="preserve"> </w:t>
+      </w:r>
+      <w:proofErr w:type="spellStart"/>
+      <w:r>
+        <w:t>Comparacao</w:t>
+      </w:r>
+      <w:proofErr w:type="spellEnd"/>
+      <w:r>
+        <w:t xml:space="preserve"> de Linguagem de </w:t>
+      </w:r>
+      <w:proofErr w:type="spellStart"/>
+      <w:r>
+        <w:t>programacao</w:t>
+      </w:r>
+      <w:proofErr w:type="spellEnd"/>
+    </w:p>
+    <w:p>
+      <w:r>
+        <w:rPr>
+          <w:b/>
+          <w:bCs/>
+        </w:rPr>
+        <w:t>Autor</w:t>
+      </w:r>
+      <w:r>
+        <w:rPr>
+          <w:b/>
+          <w:bCs/>
+        </w:rPr>
+        <w:t>es</w:t>
+      </w:r>
+      <w:r>
+        <w:rPr>
+          <w:b/>
+          <w:bCs/>
+        </w:rPr>
+        <w:t>:</w:t>
       </w:r>
       <w:r>
         <w:t xml:space="preserve"> Eduardo José da Silva</w:t>
       </w:r>
-    </w:p>
-    <w:p>
-      <w:r>
-        <w:rPr>
-          <w:b/>
-          <w:bCs/>
-        </w:rPr>
-        <w:t>Data:</w:t>
-      </w:r>
-      <w:r>
-        <w:t xml:space="preserve"> 2026</w:t>
-      </w:r>
+      <w:r>
+        <w:t xml:space="preserve"> – 21121 / Matheus / </w:t>
+      </w:r>
+      <w:proofErr w:type="spellStart"/>
+      <w:r>
+        <w:t>Yedu</w:t>
+      </w:r>
+      <w:proofErr w:type="spellEnd"/>
+    </w:p>
+    <w:p>
+      <w:r>
+        <w:rPr>
+          <w:b/>
+          <w:bCs/>
+        </w:rPr>
+        <w:t>Data</w:t>
+      </w:r>
+      <w:r>
+        <w:rPr>
+          <w:b/>
+          <w:bCs/>
+        </w:rPr>
+        <w:t xml:space="preserve"> inicial</w:t>
+      </w:r>
+      <w:r>
+        <w:rPr>
+          <w:b/>
+          <w:bCs/>
+        </w:rPr>
+        <w:t>:</w:t>
+      </w:r>
+      <w:r>
+        <w:t xml:space="preserve"> </w:t>
+      </w:r>
+      <w:r>
+        <w:t>06/08/</w:t>
+      </w:r>
+      <w:r>
+        <w:t>2026</w:t>
+      </w:r>
+    </w:p>
+    <w:p>
+      <w:proofErr w:type="spellStart"/>
+      <w:r>
+        <w:rPr>
+          <w:b/>
+          <w:bCs/>
+        </w:rPr>
+        <w:t>Endereco</w:t>
+      </w:r>
+      <w:proofErr w:type="spellEnd"/>
+      <w:r>
+        <w:rPr>
+          <w:b/>
+          <w:bCs/>
+        </w:rPr>
+        <w:t xml:space="preserve"> </w:t>
+      </w:r>
+      <w:r>
+        <w:rPr>
+          <w:b/>
+          <w:bCs/>
+        </w:rPr>
+        <w:t xml:space="preserve">GitHub: </w:t>
+      </w:r>
+      <w:hyperlink r:id="rId5" w:history="1">
+        <w:proofErr w:type="spellStart"/>
+        <w:r>
+          <w:rPr>
+            <w:rStyle w:val="Hyperlink"/>
+            <w:b/>
+            <w:bCs/>
+          </w:rPr>
+          <w:t>eduardomotoboy</w:t>
+        </w:r>
+        <w:proofErr w:type="spellEnd"/>
+        <w:r>
+          <w:rPr>
+            <w:rStyle w:val="Hyperlink"/>
+            <w:b/>
+            <w:bCs/>
+          </w:rPr>
+          <w:t>/benchmark-</w:t>
+        </w:r>
+        <w:proofErr w:type="spellStart"/>
+        <w:r>
+          <w:rPr>
+            <w:rStyle w:val="Hyperlink"/>
+            <w:b/>
+            <w:bCs/>
+          </w:rPr>
+          <w:t>python</w:t>
+        </w:r>
+        <w:proofErr w:type="spellEnd"/>
+        <w:r>
+          <w:rPr>
+            <w:rStyle w:val="Hyperlink"/>
+            <w:b/>
+            <w:bCs/>
+          </w:rPr>
+          <w:t>-</w:t>
+        </w:r>
+        <w:proofErr w:type="spellStart"/>
+        <w:r>
+          <w:rPr>
+            <w:rStyle w:val="Hyperlink"/>
+            <w:b/>
+            <w:bCs/>
+          </w:rPr>
+          <w:t>cpp-java</w:t>
+        </w:r>
+        <w:proofErr w:type="spellEnd"/>
+      </w:hyperlink>
     </w:p>
     <w:p>
       <w:pPr>
@@ -147,6 +275,7 @@
       <w:r>
         <w:t xml:space="preserve"> Linguagem compilada para </w:t>
       </w:r>
+      <w:proofErr w:type="spellStart"/>
       <w:r>
         <w:rPr>
           <w:i/>
@@ -154,6 +283,7 @@
         </w:rPr>
         <w:t>bytecode</w:t>
       </w:r>
+      <w:proofErr w:type="spellEnd"/>
       <w:r>
         <w:t>, executada sobre uma Máquina Virtual (JVM).</w:t>
       </w:r>
@@ -202,23 +332,168 @@
       </w:r>
     </w:p>
     <w:p>
+      <w:proofErr w:type="spellStart"/>
       <w:r>
         <w:t>Plaintext</w:t>
       </w:r>
-    </w:p>
-    <w:p>
-      <w:r>
-        <w:t>[ C++ ]    Código Fonte (.cpp) ──[Compilador g++]──&gt; Código Nativo (Binário Direto da CPU)</w:t>
-      </w:r>
-    </w:p>
-    <w:p>
-      <w:r>
-        <w:t>[ Java ]   Código Fonte (.java) ──[Compilador javac]──&gt; Bytecode (.class) ──[JVM / JIT]──&gt; CPU</w:t>
-      </w:r>
-    </w:p>
-    <w:p>
-      <w:r>
-        <w:t>[ Python ] Código Fonte (.py)   ──[Interpretador CPython]──&gt; Bytecode em Memória ──&gt; CPU</w:t>
+      <w:proofErr w:type="spellEnd"/>
+    </w:p>
+    <w:p>
+      <w:proofErr w:type="gramStart"/>
+      <w:r>
+        <w:t>[ C++</w:t>
+      </w:r>
+      <w:proofErr w:type="gramEnd"/>
+      <w:r>
+        <w:t xml:space="preserve"> ]    Código Fonte (.</w:t>
+      </w:r>
+      <w:proofErr w:type="spellStart"/>
+      <w:r>
+        <w:t>cpp</w:t>
+      </w:r>
+      <w:proofErr w:type="spellEnd"/>
+      <w:r>
+        <w:t>) ─</w:t>
+      </w:r>
+      <w:proofErr w:type="gramStart"/>
+      <w:r>
+        <w:t>─[</w:t>
+      </w:r>
+      <w:proofErr w:type="gramEnd"/>
+      <w:r>
+        <w:t>Compilador g+</w:t>
+      </w:r>
+      <w:proofErr w:type="gramStart"/>
+      <w:r>
+        <w:t>+]─</w:t>
+      </w:r>
+      <w:proofErr w:type="gramEnd"/>
+      <w:r>
+        <w:t>─&gt; Código Nativo (Binário Direto da CPU)</w:t>
+      </w:r>
+    </w:p>
+    <w:p>
+      <w:proofErr w:type="gramStart"/>
+      <w:r>
+        <w:t>[ Java</w:t>
+      </w:r>
+      <w:proofErr w:type="gramEnd"/>
+      <w:r>
+        <w:t xml:space="preserve"> ]   Código Fonte (.</w:t>
+      </w:r>
+      <w:proofErr w:type="spellStart"/>
+      <w:r>
+        <w:t>java</w:t>
+      </w:r>
+      <w:proofErr w:type="spellEnd"/>
+      <w:r>
+        <w:t>) ─</w:t>
+      </w:r>
+      <w:proofErr w:type="gramStart"/>
+      <w:r>
+        <w:t>─[</w:t>
+      </w:r>
+      <w:proofErr w:type="gramEnd"/>
+      <w:r>
+        <w:t xml:space="preserve">Compilador </w:t>
+      </w:r>
+      <w:proofErr w:type="spellStart"/>
+      <w:proofErr w:type="gramStart"/>
+      <w:r>
+        <w:t>javac</w:t>
+      </w:r>
+      <w:proofErr w:type="spellEnd"/>
+      <w:r>
+        <w:t>]─</w:t>
+      </w:r>
+      <w:proofErr w:type="gramEnd"/>
+      <w:r>
+        <w:t xml:space="preserve">─&gt; </w:t>
+      </w:r>
+      <w:proofErr w:type="spellStart"/>
+      <w:r>
+        <w:t>Bytecode</w:t>
+      </w:r>
+      <w:proofErr w:type="spellEnd"/>
+      <w:r>
+        <w:t xml:space="preserve"> (.</w:t>
+      </w:r>
+      <w:proofErr w:type="spellStart"/>
+      <w:r>
+        <w:t>class</w:t>
+      </w:r>
+      <w:proofErr w:type="spellEnd"/>
+      <w:r>
+        <w:t>) ─</w:t>
+      </w:r>
+      <w:proofErr w:type="gramStart"/>
+      <w:r>
+        <w:t>─[</w:t>
+      </w:r>
+      <w:proofErr w:type="gramEnd"/>
+      <w:r>
+        <w:t xml:space="preserve">JVM / </w:t>
+      </w:r>
+      <w:proofErr w:type="gramStart"/>
+      <w:r>
+        <w:t>JIT]─</w:t>
+      </w:r>
+      <w:proofErr w:type="gramEnd"/>
+      <w:r>
+        <w:t>─&gt; CPU</w:t>
+      </w:r>
+    </w:p>
+    <w:p>
+      <w:proofErr w:type="gramStart"/>
+      <w:r>
+        <w:lastRenderedPageBreak/>
+        <w:t>[ Python</w:t>
+      </w:r>
+      <w:proofErr w:type="gramEnd"/>
+      <w:r>
+        <w:t xml:space="preserve"> ] Código Fonte (.</w:t>
+      </w:r>
+      <w:proofErr w:type="spellStart"/>
+      <w:proofErr w:type="gramStart"/>
+      <w:r>
+        <w:t>py</w:t>
+      </w:r>
+      <w:proofErr w:type="spellEnd"/>
+      <w:r>
+        <w:t xml:space="preserve">)   </w:t>
+      </w:r>
+      <w:proofErr w:type="gramEnd"/>
+      <w:r>
+        <w:t>─</w:t>
+      </w:r>
+      <w:proofErr w:type="gramStart"/>
+      <w:r>
+        <w:t>─[</w:t>
+      </w:r>
+      <w:proofErr w:type="gramEnd"/>
+      <w:r>
+        <w:t xml:space="preserve">Interpretador </w:t>
+      </w:r>
+      <w:proofErr w:type="spellStart"/>
+      <w:proofErr w:type="gramStart"/>
+      <w:r>
+        <w:t>CPython</w:t>
+      </w:r>
+      <w:proofErr w:type="spellEnd"/>
+      <w:r>
+        <w:t>]─</w:t>
+      </w:r>
+      <w:proofErr w:type="gramEnd"/>
+      <w:r>
+        <w:t xml:space="preserve">─&gt; </w:t>
+      </w:r>
+      <w:proofErr w:type="spellStart"/>
+      <w:r>
+        <w:t>Bytecode</w:t>
+      </w:r>
+      <w:proofErr w:type="spellEnd"/>
+      <w:r>
+        <w:t xml:space="preserve"> em Memória ──&gt; CPU</w:t>
       </w:r>
     </w:p>
     <w:p>
@@ -233,7 +508,6 @@
           <w:b/>
           <w:bCs/>
         </w:rPr>
-        <w:lastRenderedPageBreak/>
         <w:t>C++ (Compilação Nativa):</w:t>
       </w:r>
       <w:r>
@@ -244,8 +518,17 @@
           <w:i/>
           <w:iCs/>
         </w:rPr>
-        <w:t>Garbage Collector</w:t>
-      </w:r>
+        <w:t xml:space="preserve">Garbage </w:t>
+      </w:r>
+      <w:proofErr w:type="spellStart"/>
+      <w:r>
+        <w:rPr>
+          <w:i/>
+          <w:iCs/>
+        </w:rPr>
+        <w:t>Collector</w:t>
+      </w:r>
+      <w:proofErr w:type="spellEnd"/>
       <w:r>
         <w:t xml:space="preserve"> embutido), eliminando custos extras em tempo de execução.</w:t>
       </w:r>
@@ -267,6 +550,7 @@
       <w:r>
         <w:t xml:space="preserve"> O código fonte é compilado em </w:t>
       </w:r>
+      <w:proofErr w:type="spellStart"/>
       <w:r>
         <w:rPr>
           <w:i/>
@@ -274,6 +558,7 @@
         </w:rPr>
         <w:t>bytecode</w:t>
       </w:r>
+      <w:proofErr w:type="spellEnd"/>
       <w:r>
         <w:t xml:space="preserve"> intermediário e executado dentro da </w:t>
       </w:r>
@@ -287,23 +572,50 @@
       <w:r>
         <w:t>. A JVM possui alocação inicial de pilha (</w:t>
       </w:r>
+      <w:proofErr w:type="spellStart"/>
       <w:r>
         <w:rPr>
           <w:i/>
           <w:iCs/>
         </w:rPr>
-        <w:t>heap memory</w:t>
-      </w:r>
-      <w:r>
-        <w:t>) e rotinas periódicas de coleta de lixo (</w:t>
-      </w:r>
+        <w:t>heap</w:t>
+      </w:r>
+      <w:proofErr w:type="spellEnd"/>
       <w:r>
         <w:rPr>
           <w:i/>
           <w:iCs/>
         </w:rPr>
-        <w:t>Garbage Collection</w:t>
-      </w:r>
+        <w:t xml:space="preserve"> </w:t>
+      </w:r>
+      <w:proofErr w:type="spellStart"/>
+      <w:r>
+        <w:rPr>
+          <w:i/>
+          <w:iCs/>
+        </w:rPr>
+        <w:t>memory</w:t>
+      </w:r>
+      <w:proofErr w:type="spellEnd"/>
+      <w:r>
+        <w:t>) e rotinas periódicas de coleta de lixo (</w:t>
+      </w:r>
+      <w:r>
+        <w:rPr>
+          <w:i/>
+          <w:iCs/>
+        </w:rPr>
+        <w:t xml:space="preserve">Garbage </w:t>
+      </w:r>
+      <w:proofErr w:type="spellStart"/>
+      <w:r>
+        <w:rPr>
+          <w:i/>
+          <w:iCs/>
+        </w:rPr>
+        <w:t>Collection</w:t>
+      </w:r>
+      <w:proofErr w:type="spellEnd"/>
       <w:r>
         <w:t>), além de compilação em tempo de execução (</w:t>
       </w:r>
@@ -333,7 +645,15 @@
         <w:t>Python (Interpretação e Alto Nível):</w:t>
       </w:r>
       <w:r>
-        <w:t xml:space="preserve"> Por padrão (CPython), o código é interpretado dinamicamente instrução por instrução. Cada objeto numérico em Python possui uma estrutura interna complexa (armazenando contagem de referências e tipos dinâmicos), gerando sobrecarga adicional de memória e tempo de despacho.</w:t>
+        <w:t xml:space="preserve"> Por padrão (</w:t>
+      </w:r>
+      <w:proofErr w:type="spellStart"/>
+      <w:r>
+        <w:t>CPython</w:t>
+      </w:r>
+      <w:proofErr w:type="spellEnd"/>
+      <w:r>
+        <w:t>), o código é interpretado dinamicamente instrução por instrução. Cada objeto numérico em Python possui uma estrutura interna complexa (armazenando contagem de referências e tipos dinâmicos), gerando sobrecarga adicional de memória e tempo de despacho.</w:t>
       </w:r>
     </w:p>
     <w:p>
@@ -363,15 +683,40 @@
           <w:numId w:val="3"/>
         </w:numPr>
       </w:pPr>
-      <w:r>
-        <w:rPr>
-          <w:b/>
-          <w:bCs/>
-        </w:rPr>
-        <w:t>Frontend (Interface do Usuário):</w:t>
-      </w:r>
-      <w:r>
-        <w:t xml:space="preserve"> Desenvolvido em HTML5, CSS3 moderno e JavaScript assíncrono (fetch API), exibindo uma interface dividida em três colunas simultâneas e gráficos comparativos gerados com a biblioteca </w:t>
+      <w:proofErr w:type="spellStart"/>
+      <w:r>
+        <w:rPr>
+          <w:b/>
+          <w:bCs/>
+        </w:rPr>
+        <w:t>Frontend</w:t>
+      </w:r>
+      <w:proofErr w:type="spellEnd"/>
+      <w:r>
+        <w:rPr>
+          <w:b/>
+          <w:bCs/>
+        </w:rPr>
+        <w:t xml:space="preserve"> (Interface do Usuário):</w:t>
+      </w:r>
+      <w:r>
+        <w:t xml:space="preserve"> Desenvolvido em HTML5, CSS3 moderno e </w:t>
+      </w:r>
+      <w:proofErr w:type="spellStart"/>
+      <w:r>
+        <w:t>JavaScript</w:t>
+      </w:r>
+      <w:proofErr w:type="spellEnd"/>
+      <w:r>
+        <w:t xml:space="preserve"> assíncrono (</w:t>
+      </w:r>
+      <w:proofErr w:type="spellStart"/>
+      <w:r>
+        <w:t>fetch</w:t>
+      </w:r>
+      <w:proofErr w:type="spellEnd"/>
+      <w:r>
+        <w:t xml:space="preserve"> API), exibindo uma interface dividida em três colunas simultâneas e gráficos comparativos gerados com a biblioteca </w:t>
       </w:r>
       <w:r>
         <w:rPr>
@@ -391,16 +736,34 @@
           <w:numId w:val="3"/>
         </w:numPr>
       </w:pPr>
-      <w:r>
-        <w:rPr>
-          <w:b/>
-          <w:bCs/>
-        </w:rPr>
-        <w:t>Backend (Controlador de Telemetria):</w:t>
-      </w:r>
-      <w:r>
-        <w:t xml:space="preserve"> Implementado em Python com o microframework </w:t>
-      </w:r>
+      <w:proofErr w:type="spellStart"/>
+      <w:r>
+        <w:rPr>
+          <w:b/>
+          <w:bCs/>
+        </w:rPr>
+        <w:t>Backend</w:t>
+      </w:r>
+      <w:proofErr w:type="spellEnd"/>
+      <w:r>
+        <w:rPr>
+          <w:b/>
+          <w:bCs/>
+        </w:rPr>
+        <w:t xml:space="preserve"> (Controlador de Telemetria):</w:t>
+      </w:r>
+      <w:r>
+        <w:t xml:space="preserve"> Implementado em Python com o </w:t>
+      </w:r>
+      <w:proofErr w:type="spellStart"/>
+      <w:r>
+        <w:t>microframework</w:t>
+      </w:r>
+      <w:proofErr w:type="spellEnd"/>
+      <w:r>
+        <w:t xml:space="preserve"> </w:t>
+      </w:r>
+      <w:proofErr w:type="spellStart"/>
       <w:r>
         <w:rPr>
           <w:i/>
@@ -408,6 +771,7 @@
         </w:rPr>
         <w:t>Flask</w:t>
       </w:r>
+      <w:proofErr w:type="spellEnd"/>
       <w:r>
         <w:t>, responsável por orquestrar a chamada simultânea de cada motor de cálculo e coletar:</w:t>
       </w:r>
@@ -444,7 +808,54 @@
         </m:r>
       </m:oMath>
       <w:r>
-        <w:t>) através de temporizadores de alta precisão (std::chrono em C++, System.nanoTime() em Java e time.perf_counter_ns() em Python).</w:t>
+        <w:t>) através de temporizadores de alta precisão (</w:t>
+      </w:r>
+      <w:proofErr w:type="spellStart"/>
+      <w:proofErr w:type="gramStart"/>
+      <w:r>
+        <w:t>std</w:t>
+      </w:r>
+      <w:proofErr w:type="spellEnd"/>
+      <w:r>
+        <w:t>::</w:t>
+      </w:r>
+      <w:proofErr w:type="spellStart"/>
+      <w:proofErr w:type="gramEnd"/>
+      <w:r>
+        <w:t>chrono</w:t>
+      </w:r>
+      <w:proofErr w:type="spellEnd"/>
+      <w:r>
+        <w:t xml:space="preserve"> em C++, </w:t>
+      </w:r>
+      <w:proofErr w:type="spellStart"/>
+      <w:r>
+        <w:t>System.nanoTime</w:t>
+      </w:r>
+      <w:proofErr w:type="spellEnd"/>
+      <w:r>
+        <w:t xml:space="preserve">() em Java e </w:t>
+      </w:r>
+      <w:proofErr w:type="spellStart"/>
+      <w:proofErr w:type="gramStart"/>
+      <w:r>
+        <w:t>time.perf</w:t>
+      </w:r>
+      <w:proofErr w:type="gramEnd"/>
+      <w:r>
+        <w:t>_counter_</w:t>
+      </w:r>
+      <w:proofErr w:type="gramStart"/>
+      <w:r>
+        <w:t>ns</w:t>
+      </w:r>
+      <w:proofErr w:type="spellEnd"/>
+      <w:r>
+        <w:t>(</w:t>
+      </w:r>
+      <w:proofErr w:type="gramEnd"/>
+      <w:r>
+        <w:t>) em Python).</w:t>
       </w:r>
     </w:p>
     <w:p>
@@ -462,7 +873,23 @@
         <w:t>Consumo de Memória:</w:t>
       </w:r>
       <w:r>
-        <w:t xml:space="preserve"> Mensurado em quilobytes (KB) através de rastreadores de alocação de heap (tracemalloc no Python e perfilamento de espaço residente de processo no C++ e JVM).</w:t>
+        <w:t xml:space="preserve"> Mensurado em quilobytes (KB) através de rastreadores de alocação de </w:t>
+      </w:r>
+      <w:proofErr w:type="spellStart"/>
+      <w:r>
+        <w:t>heap</w:t>
+      </w:r>
+      <w:proofErr w:type="spellEnd"/>
+      <w:r>
+        <w:t xml:space="preserve"> (</w:t>
+      </w:r>
+      <w:proofErr w:type="spellStart"/>
+      <w:r>
+        <w:t>tracemalloc</w:t>
+      </w:r>
+      <w:proofErr w:type="spellEnd"/>
+      <w:r>
+        <w:t xml:space="preserve"> no Python e perfilamento de espaço residente de processo no C++ e JVM).</w:t>
       </w:r>
     </w:p>
     <w:p>
@@ -590,7 +1017,23 @@
                 <w:b/>
                 <w:bCs/>
               </w:rPr>
-              <w:t>Tempo Médio (μs)</w:t>
+              <w:t>Tempo Médio (</w:t>
+            </w:r>
+            <w:proofErr w:type="spellStart"/>
+            <w:r>
+              <w:rPr>
+                <w:b/>
+                <w:bCs/>
+              </w:rPr>
+              <w:t>μs</w:t>
+            </w:r>
+            <w:proofErr w:type="spellEnd"/>
+            <w:r>
+              <w:rPr>
+                <w:b/>
+                <w:bCs/>
+              </w:rPr>
+              <w:t>)</w:t>
             </w:r>
           </w:p>
         </w:tc>
@@ -1111,6 +1554,7 @@
             <w:r>
               <w:t xml:space="preserve">Maior tempo de execução devido à interpretação dinâmica do </w:t>
             </w:r>
+            <w:proofErr w:type="spellStart"/>
             <w:r>
               <w:rPr>
                 <w:i/>
@@ -1118,6 +1562,7 @@
               </w:rPr>
               <w:t>eval</w:t>
             </w:r>
+            <w:proofErr w:type="spellEnd"/>
             <w:r>
               <w:t>.</w:t>
             </w:r>
@@ -1250,6 +1695,7 @@
       <w:r>
         <w:t xml:space="preserve"> destaca-se pela velocidade de desenvolvimento, legibilidade de código e ecossistema científico (IA, automação e análise de dados), sendo recomendável delegar cálculos intensivos a bibliotecas nativas C (como </w:t>
       </w:r>
+      <w:proofErr w:type="spellStart"/>
       <w:r>
         <w:rPr>
           <w:i/>
@@ -1257,6 +1703,7 @@
         </w:rPr>
         <w:t>NumPy</w:t>
       </w:r>
+      <w:proofErr w:type="spellEnd"/>
       <w:r>
         <w:t>).</w:t>
       </w:r>
@@ -1305,17 +1752,27 @@
         </w:numPr>
       </w:pPr>
       <w:r>
+        <w:rPr>
+          <w:lang w:val="en-US"/>
+        </w:rPr>
         <w:t xml:space="preserve">STROUSTRUP, Bjarne. </w:t>
       </w:r>
       <w:r>
         <w:rPr>
           <w:b/>
           <w:bCs/>
+          <w:lang w:val="en-US"/>
         </w:rPr>
         <w:t>The C++ Programming Language</w:t>
       </w:r>
       <w:r>
-        <w:t>. 4. ed. Boston: Addison-Wesley, 2013.</w:t>
+        <w:rPr>
+          <w:lang w:val="en-US"/>
+        </w:rPr>
+        <w:t xml:space="preserve">. </w:t>
+      </w:r>
+      <w:r>
+        <w:t>4. ed. Boston: Addison-Wesley, 2013.</w:t>
       </w:r>
     </w:p>
     <w:p>
@@ -1333,8 +1790,49 @@
           <w:b/>
           <w:bCs/>
         </w:rPr>
-        <w:t>The Java Language Specification: Java SE 17 Edition</w:t>
-      </w:r>
+        <w:t xml:space="preserve">The Java </w:t>
+      </w:r>
+      <w:proofErr w:type="spellStart"/>
+      <w:r>
+        <w:rPr>
+          <w:b/>
+          <w:bCs/>
+        </w:rPr>
+        <w:t>Language</w:t>
+      </w:r>
+      <w:proofErr w:type="spellEnd"/>
+      <w:r>
+        <w:rPr>
+          <w:b/>
+          <w:bCs/>
+        </w:rPr>
+        <w:t xml:space="preserve"> </w:t>
+      </w:r>
+      <w:proofErr w:type="spellStart"/>
+      <w:r>
+        <w:rPr>
+          <w:b/>
+          <w:bCs/>
+        </w:rPr>
+        <w:t>Specification</w:t>
+      </w:r>
+      <w:proofErr w:type="spellEnd"/>
+      <w:r>
+        <w:rPr>
+          <w:b/>
+          <w:bCs/>
+        </w:rPr>
+        <w:t xml:space="preserve">: Java SE 17 </w:t>
+      </w:r>
+      <w:proofErr w:type="spellStart"/>
+      <w:r>
+        <w:rPr>
+          <w:b/>
+          <w:bCs/>
+        </w:rPr>
+        <w:t>Edition</w:t>
+      </w:r>
+      <w:proofErr w:type="spellEnd"/>
       <w:r>
         <w:t>. Boston: Addison-Wesley, 2021.</w:t>
       </w:r>
@@ -1345,22 +1843,38 @@
           <w:ilvl w:val="0"/>
           <w:numId w:val="6"/>
         </w:numPr>
-      </w:pPr>
-      <w:r>
+        <w:rPr>
+          <w:lang w:val="en-US"/>
+        </w:rPr>
+      </w:pPr>
+      <w:r>
+        <w:rPr>
+          <w:lang w:val="en-US"/>
+        </w:rPr>
         <w:t xml:space="preserve">VAN ROSSUM, Guido; DRAKE, Fred L. </w:t>
       </w:r>
       <w:r>
         <w:rPr>
           <w:b/>
           <w:bCs/>
+          <w:lang w:val="en-US"/>
         </w:rPr>
         <w:t>Python 3 Reference Manual</w:t>
       </w:r>
       <w:r>
+        <w:rPr>
+          <w:lang w:val="en-US"/>
+        </w:rPr>
         <w:t>. Scotts Valley: CreateSpace, 2009.</w:t>
       </w:r>
     </w:p>
-    <w:p/>
+    <w:p>
+      <w:pPr>
+        <w:rPr>
+          <w:lang w:val="en-US"/>
+        </w:rPr>
+      </w:pPr>
+    </w:p>
     <w:sectPr>
       <w:pgSz w:w="11906" w:h="16838"/>
       <w:pgMar w:top="1417" w:right="1701" w:bottom="1417" w:left="1701" w:header="708" w:footer="708" w:gutter="0"/>
@@ -3136,6 +3650,29 @@
       <w:spacing w:val="5"/>
     </w:rPr>
   </w:style>
+  <w:style w:type="character" w:styleId="Hyperlink">
+    <w:name w:val="Hyperlink"/>
+    <w:basedOn w:val="Fontepargpadro"/>
+    <w:uiPriority w:val="99"/>
+    <w:unhideWhenUsed/>
+    <w:rsid w:val="00CB72DA"/>
+    <w:rPr>
+      <w:color w:val="467886" w:themeColor="hyperlink"/>
+      <w:u w:val="single"/>
+    </w:rPr>
+  </w:style>
+  <w:style w:type="character" w:styleId="MenoPendente">
+    <w:name w:val="Unresolved Mention"/>
+    <w:basedOn w:val="Fontepargpadro"/>
+    <w:uiPriority w:val="99"/>
+    <w:semiHidden/>
+    <w:unhideWhenUsed/>
+    <w:rsid w:val="00CB72DA"/>
+    <w:rPr>
+      <w:color w:val="605E5C"/>
+      <w:shd w:val="clear" w:color="auto" w:fill="E1DFDD"/>
+    </w:rPr>
+  </w:style>
 </w:styles>
 </file>
 
